--- a/Документы/Выбор и обоснование инструментальных средств разработки.docx
+++ b/Документы/Выбор и обоснование инструментальных средств разработки.docx
@@ -116,6 +116,7 @@
         </w:rPr>
         <w:t xml:space="preserve"> </w:t>
       </w:r>
+      <w:proofErr w:type="spellStart"/>
       <w:r>
         <w:rPr>
           <w:rStyle w:val="normaltextrun"/>
@@ -124,8 +125,9 @@
           <w:u w:val="single"/>
           <w:lang w:val="ru-RU"/>
         </w:rPr>
-        <w:t>Добош М. А.,</w:t>
-      </w:r>
+        <w:t>Добош</w:t>
+      </w:r>
+      <w:proofErr w:type="spellEnd"/>
       <w:r>
         <w:rPr>
           <w:rStyle w:val="normaltextrun"/>
@@ -134,7 +136,38 @@
           <w:u w:val="single"/>
           <w:lang w:val="ru-RU"/>
         </w:rPr>
+        <w:t xml:space="preserve"> М. </w:t>
+      </w:r>
+      <w:proofErr w:type="gramStart"/>
+      <w:r>
+        <w:rPr>
+          <w:rStyle w:val="normaltextrun"/>
+          <w:rFonts w:eastAsia="Arial"/>
+          <w:szCs w:val="28"/>
+          <w:u w:val="single"/>
+          <w:lang w:val="ru-RU"/>
+        </w:rPr>
+        <w:t>А.,</w:t>
+      </w:r>
+      <w:r>
+        <w:rPr>
+          <w:rStyle w:val="normaltextrun"/>
+          <w:rFonts w:eastAsia="Arial"/>
+          <w:szCs w:val="28"/>
+          <w:u w:val="single"/>
+          <w:lang w:val="ru-RU"/>
+        </w:rPr>
         <w:tab/>
+      </w:r>
+      <w:proofErr w:type="gramEnd"/>
+      <w:r>
+        <w:rPr>
+          <w:rStyle w:val="normaltextrun"/>
+          <w:rFonts w:eastAsia="Arial"/>
+          <w:szCs w:val="28"/>
+          <w:u w:val="single"/>
+          <w:lang w:val="ru-RU"/>
+        </w:rPr>
         <w:t>.</w:t>
       </w:r>
     </w:p>
@@ -204,6 +237,7 @@
           <w:lang w:val="ru-RU"/>
         </w:rPr>
       </w:pPr>
+      <w:proofErr w:type="gramStart"/>
       <w:r>
         <w:rPr>
           <w:rStyle w:val="normaltextrun"/>
@@ -221,7 +255,18 @@
           <w:u w:val="single"/>
           <w:lang w:val="ru-RU"/>
         </w:rPr>
-        <w:t xml:space="preserve">                                         </w:t>
+        <w:t xml:space="preserve">   </w:t>
+      </w:r>
+      <w:proofErr w:type="gramEnd"/>
+      <w:r>
+        <w:rPr>
+          <w:rStyle w:val="normaltextrun"/>
+          <w:rFonts w:eastAsia="Arial"/>
+          <w:szCs w:val="28"/>
+          <w:u w:val="single"/>
+          <w:lang w:val="ru-RU"/>
+        </w:rPr>
+        <w:t xml:space="preserve">                                      </w:t>
       </w:r>
       <w:r>
         <w:rPr>
@@ -262,6 +307,7 @@
         </w:rPr>
         <w:t> </w:t>
       </w:r>
+      <w:proofErr w:type="spellStart"/>
       <w:r>
         <w:rPr>
           <w:rStyle w:val="normaltextrun"/>
@@ -270,7 +316,18 @@
           <w:u w:val="single"/>
           <w:lang w:val="ru-RU"/>
         </w:rPr>
-        <w:t>Пузиков Д. В</w:t>
+        <w:t>Пузиков</w:t>
+      </w:r>
+      <w:proofErr w:type="spellEnd"/>
+      <w:r>
+        <w:rPr>
+          <w:rStyle w:val="normaltextrun"/>
+          <w:rFonts w:eastAsia="Arial"/>
+          <w:szCs w:val="28"/>
+          <w:u w:val="single"/>
+          <w:lang w:val="ru-RU"/>
+        </w:rPr>
+        <w:t xml:space="preserve"> Д. В</w:t>
       </w:r>
       <w:r>
         <w:rPr>
@@ -376,38 +433,58 @@
           <w:szCs w:val="28"/>
         </w:rPr>
       </w:pPr>
+      <w:proofErr w:type="spellStart"/>
       <w:r>
         <w:rPr>
           <w:rStyle w:val="normaltextrun"/>
           <w:rFonts w:eastAsia="Arial"/>
           <w:szCs w:val="28"/>
         </w:rPr>
-        <w:t xml:space="preserve">Дата выполнения: </w:t>
-      </w:r>
+        <w:t>Дата</w:t>
+      </w:r>
+      <w:proofErr w:type="spellEnd"/>
       <w:r>
         <w:rPr>
           <w:rStyle w:val="normaltextrun"/>
           <w:rFonts w:eastAsia="Arial"/>
           <w:szCs w:val="28"/>
-          <w:lang w:val="ru-RU"/>
-        </w:rPr>
-        <w:t>1</w:t>
-      </w:r>
+        </w:rPr>
+        <w:t xml:space="preserve"> </w:t>
+      </w:r>
+      <w:proofErr w:type="spellStart"/>
       <w:r>
         <w:rPr>
           <w:rStyle w:val="normaltextrun"/>
           <w:rFonts w:eastAsia="Arial"/>
           <w:szCs w:val="28"/>
         </w:rPr>
-        <w:t>5</w:t>
-      </w:r>
+        <w:t>выполнения</w:t>
+      </w:r>
+      <w:proofErr w:type="spellEnd"/>
       <w:r>
         <w:rPr>
           <w:rStyle w:val="normaltextrun"/>
           <w:rFonts w:eastAsia="Arial"/>
           <w:szCs w:val="28"/>
         </w:rPr>
-        <w:t>.0</w:t>
+        <w:t xml:space="preserve">: </w:t>
+      </w:r>
+      <w:r>
+        <w:rPr>
+          <w:rStyle w:val="normaltextrun"/>
+          <w:rFonts w:eastAsia="Arial"/>
+          <w:szCs w:val="28"/>
+          <w:lang w:val="ru-RU"/>
+        </w:rPr>
+        <w:t>1</w:t>
+      </w:r>
+      <w:r>
+        <w:rPr>
+          <w:rStyle w:val="normaltextrun"/>
+          <w:rFonts w:eastAsia="Arial"/>
+          <w:szCs w:val="28"/>
+        </w:rPr>
+        <w:t>5.0</w:t>
       </w:r>
       <w:r>
         <w:rPr>
@@ -480,6 +557,7 @@
           <w:szCs w:val="28"/>
         </w:rPr>
       </w:pPr>
+      <w:proofErr w:type="spellStart"/>
       <w:r>
         <w:rPr>
           <w:b/>
@@ -487,6 +565,7 @@
         </w:rPr>
         <w:t>Калининград</w:t>
       </w:r>
+      <w:proofErr w:type="spellEnd"/>
     </w:p>
     <w:p>
       <w:pPr>
@@ -497,7 +576,26 @@
           <w:b/>
           <w:szCs w:val="28"/>
         </w:rPr>
+      </w:pPr>
+      <w:r>
+        <w:rPr>
+          <w:b/>
+          <w:szCs w:val="28"/>
+        </w:rPr>
+        <w:t>2026</w:t>
+      </w:r>
+    </w:p>
+    <w:p>
+      <w:pPr>
+        <w:spacing w:line="240" w:lineRule="auto"/>
+        <w:ind w:firstLine="0"/>
+        <w:jc w:val="center"/>
+        <w:rPr>
+          <w:b/>
+          <w:szCs w:val="28"/>
+        </w:rPr>
         <w:sectPr>
+          <w:footerReference w:type="default" r:id="rId7"/>
           <w:pgSz w:w="11906" w:h="16838"/>
           <w:pgMar w:top="1134" w:right="850" w:bottom="1134" w:left="1701" w:header="708" w:footer="708" w:gutter="0"/>
           <w:pgNumType w:start="2"/>
@@ -505,13 +603,6 @@
           <w:docGrid w:linePitch="381"/>
         </w:sectPr>
       </w:pPr>
-      <w:r>
-        <w:rPr>
-          <w:b/>
-          <w:szCs w:val="28"/>
-        </w:rPr>
-        <w:t>2026</w:t>
-      </w:r>
     </w:p>
     <w:sdt>
       <w:sdtPr>
@@ -544,6 +635,7 @@
               <w:color w:val="auto"/>
             </w:rPr>
           </w:pPr>
+          <w:proofErr w:type="spellStart"/>
           <w:r>
             <w:rPr>
               <w:rFonts w:ascii="Times New Roman" w:hAnsi="Times New Roman" w:cs="Times New Roman"/>
@@ -551,6 +643,7 @@
             </w:rPr>
             <w:t>Оглавление</w:t>
           </w:r>
+          <w:proofErr w:type="spellEnd"/>
         </w:p>
         <w:p>
           <w:pPr>
@@ -634,7 +727,7 @@
                 <w:noProof/>
                 <w:webHidden/>
               </w:rPr>
-              <w:t>4</w:t>
+              <w:t>3</w:t>
             </w:r>
             <w:r>
               <w:rPr>
@@ -703,7 +796,7 @@
                 <w:noProof/>
                 <w:webHidden/>
               </w:rPr>
-              <w:t>4</w:t>
+              <w:t>3</w:t>
             </w:r>
             <w:r>
               <w:rPr>
@@ -772,7 +865,7 @@
                 <w:noProof/>
                 <w:webHidden/>
               </w:rPr>
-              <w:t>4</w:t>
+              <w:t>3</w:t>
             </w:r>
             <w:r>
               <w:rPr>
@@ -841,7 +934,7 @@
                 <w:noProof/>
                 <w:webHidden/>
               </w:rPr>
-              <w:t>5</w:t>
+              <w:t>4</w:t>
             </w:r>
             <w:r>
               <w:rPr>
@@ -923,7 +1016,35 @@
         <w:rPr>
           <w:lang w:val="ru-RU"/>
         </w:rPr>
-        <w:t>Базовым средством написания программного кода определён язык C#, входящий в экосистему .NET. Такой выбор продиктован сочетанием строгой статической типизации, удобных встроенных средств обработки коллекций и событий, а также естественной поддержки объектно-ориентированной парадигмы, что позволяет аккуратно моделировать предметную область «документооборот» в виде совокупности взаимосвязанных классов. Немаловажным аргументом стало наличие в языке развитых механизмов обработки исключений и валидации вводимых данных, что напрямую влияет на надёжность конечного приложения. Среда исполнения .NET обеспечивает стабильную работу настольных Windows-программ без необходимости установки дополнительных компонентов, а богатая стандартная библиотека сокращает объ</w:t>
+        <w:t xml:space="preserve">Базовым средством написания программного кода определён язык C#, входящий в экосистему .NET. Такой выбор продиктован сочетанием строгой статической типизации, удобных встроенных средств обработки коллекций и событий, а также естественной поддержки объектно-ориентированной парадигмы, что позволяет аккуратно моделировать предметную область «документооборот» в виде совокупности взаимосвязанных классов. Немаловажным аргументом стало наличие в языке развитых механизмов обработки исключений и </w:t>
+      </w:r>
+      <w:proofErr w:type="spellStart"/>
+      <w:r>
+        <w:rPr>
+          <w:lang w:val="ru-RU"/>
+        </w:rPr>
+        <w:t>валидации</w:t>
+      </w:r>
+      <w:proofErr w:type="spellEnd"/>
+      <w:r>
+        <w:rPr>
+          <w:lang w:val="ru-RU"/>
+        </w:rPr>
+        <w:t xml:space="preserve"> вводимых данных, что напрямую влияет на надёжность конечного приложения. Среда исполнения .NET обеспечивает стабильную работу настольных </w:t>
+      </w:r>
+      <w:proofErr w:type="spellStart"/>
+      <w:r>
+        <w:rPr>
+          <w:lang w:val="ru-RU"/>
+        </w:rPr>
+        <w:t>Windows</w:t>
+      </w:r>
+      <w:proofErr w:type="spellEnd"/>
+      <w:r>
+        <w:rPr>
+          <w:lang w:val="ru-RU"/>
+        </w:rPr>
+        <w:t>-программ без необходимости установки дополнительных компонентов, а богатая стандартная библиотека сокращает объ</w:t>
       </w:r>
       <w:r>
         <w:rPr>
@@ -959,7 +1080,133 @@
         <w:rPr>
           <w:lang w:val="ru-RU"/>
         </w:rPr>
-        <w:t>В качестве каркаса для построения экранных форм выбрана библиотека Windows Forms. Она продолжает оставаться практичным решением для учебных и локальных проектов, когда на первый план выходит скорость прототипирования, а не визуальная изощрённость. Windows Forms даёт возможность в минимальные сроки скомпоновать такие необходимые элементы, как форма аутентификации, табличный список зарегистрированных документов, детальная карточка документа, окно журналирования операций и панель администрирования. Простота редактирования свойств контролов через визуальный дизайнер среды Visual Studio и отсутствие необходимости изучать декларативные языки вроде XAML сокращают порог вхождения и позволяют сфокусироваться непосредственно на логике</w:t>
+        <w:t xml:space="preserve">В качестве каркаса для построения экранных форм выбрана библиотека </w:t>
+      </w:r>
+      <w:proofErr w:type="spellStart"/>
+      <w:r>
+        <w:rPr>
+          <w:lang w:val="ru-RU"/>
+        </w:rPr>
+        <w:t>Windows</w:t>
+      </w:r>
+      <w:proofErr w:type="spellEnd"/>
+      <w:r>
+        <w:rPr>
+          <w:lang w:val="ru-RU"/>
+        </w:rPr>
+        <w:t xml:space="preserve"> </w:t>
+      </w:r>
+      <w:proofErr w:type="spellStart"/>
+      <w:r>
+        <w:rPr>
+          <w:lang w:val="ru-RU"/>
+        </w:rPr>
+        <w:t>Forms</w:t>
+      </w:r>
+      <w:proofErr w:type="spellEnd"/>
+      <w:r>
+        <w:rPr>
+          <w:lang w:val="ru-RU"/>
+        </w:rPr>
+        <w:t xml:space="preserve">. Она продолжает оставаться практичным решением для учебных и локальных проектов, когда на первый план выходит скорость </w:t>
+      </w:r>
+      <w:proofErr w:type="spellStart"/>
+      <w:r>
+        <w:rPr>
+          <w:lang w:val="ru-RU"/>
+        </w:rPr>
+        <w:t>прототипирования</w:t>
+      </w:r>
+      <w:proofErr w:type="spellEnd"/>
+      <w:r>
+        <w:rPr>
+          <w:lang w:val="ru-RU"/>
+        </w:rPr>
+        <w:t xml:space="preserve">, а не визуальная изощрённость. </w:t>
+      </w:r>
+      <w:proofErr w:type="spellStart"/>
+      <w:r>
+        <w:rPr>
+          <w:lang w:val="ru-RU"/>
+        </w:rPr>
+        <w:t>Windows</w:t>
+      </w:r>
+      <w:proofErr w:type="spellEnd"/>
+      <w:r>
+        <w:rPr>
+          <w:lang w:val="ru-RU"/>
+        </w:rPr>
+        <w:t xml:space="preserve"> </w:t>
+      </w:r>
+      <w:proofErr w:type="spellStart"/>
+      <w:r>
+        <w:rPr>
+          <w:lang w:val="ru-RU"/>
+        </w:rPr>
+        <w:t>Forms</w:t>
+      </w:r>
+      <w:proofErr w:type="spellEnd"/>
+      <w:r>
+        <w:rPr>
+          <w:lang w:val="ru-RU"/>
+        </w:rPr>
+        <w:t xml:space="preserve"> даёт возможность в минимальные сроки скомпоновать такие необходимые элементы, как форма аутентификации, табличный список зарегистрированных документов, детальная карточка документа, окно </w:t>
+      </w:r>
+      <w:proofErr w:type="spellStart"/>
+      <w:r>
+        <w:rPr>
+          <w:lang w:val="ru-RU"/>
+        </w:rPr>
+        <w:t>журналирования</w:t>
+      </w:r>
+      <w:proofErr w:type="spellEnd"/>
+      <w:r>
+        <w:rPr>
+          <w:lang w:val="ru-RU"/>
+        </w:rPr>
+        <w:t xml:space="preserve"> операций и панель администрирования. Простота редактирования свойств </w:t>
+      </w:r>
+      <w:proofErr w:type="spellStart"/>
+      <w:r>
+        <w:rPr>
+          <w:lang w:val="ru-RU"/>
+        </w:rPr>
+        <w:t>контролов</w:t>
+      </w:r>
+      <w:proofErr w:type="spellEnd"/>
+      <w:r>
+        <w:rPr>
+          <w:lang w:val="ru-RU"/>
+        </w:rPr>
+        <w:t xml:space="preserve"> через визуальный дизайнер среды </w:t>
+      </w:r>
+      <w:proofErr w:type="spellStart"/>
+      <w:r>
+        <w:rPr>
+          <w:lang w:val="ru-RU"/>
+        </w:rPr>
+        <w:t>Visual</w:t>
+      </w:r>
+      <w:proofErr w:type="spellEnd"/>
+      <w:r>
+        <w:rPr>
+          <w:lang w:val="ru-RU"/>
+        </w:rPr>
+        <w:t xml:space="preserve"> </w:t>
+      </w:r>
+      <w:proofErr w:type="spellStart"/>
+      <w:r>
+        <w:rPr>
+          <w:lang w:val="ru-RU"/>
+        </w:rPr>
+        <w:t>Studio</w:t>
+      </w:r>
+      <w:proofErr w:type="spellEnd"/>
+      <w:r>
+        <w:rPr>
+          <w:lang w:val="ru-RU"/>
+        </w:rPr>
+        <w:t xml:space="preserve"> и отсутствие необходимости изучать декларативные языки вроде XAML сокращают порог вхождения и позволяют сфокусироваться непосредственно на логике</w:t>
       </w:r>
       <w:r>
         <w:rPr>
@@ -995,7 +1242,35 @@
         <w:rPr>
           <w:lang w:val="ru-RU"/>
         </w:rPr>
-        <w:t xml:space="preserve">Управление данными возложено на связку встроенной реляционной СУБД SQLite и технологии доступа ADO.NET. SQLite выбрана из-за её архитектурной особенности — вся база данных размещается в единственном </w:t>
+        <w:t xml:space="preserve">Управление данными возложено на связку встроенной реляционной СУБД </w:t>
+      </w:r>
+      <w:proofErr w:type="spellStart"/>
+      <w:r>
+        <w:rPr>
+          <w:lang w:val="ru-RU"/>
+        </w:rPr>
+        <w:t>SQLite</w:t>
+      </w:r>
+      <w:proofErr w:type="spellEnd"/>
+      <w:r>
+        <w:rPr>
+          <w:lang w:val="ru-RU"/>
+        </w:rPr>
+        <w:t xml:space="preserve"> и технологии доступа ADO.NET. </w:t>
+      </w:r>
+      <w:proofErr w:type="spellStart"/>
+      <w:r>
+        <w:rPr>
+          <w:lang w:val="ru-RU"/>
+        </w:rPr>
+        <w:t>SQLite</w:t>
+      </w:r>
+      <w:proofErr w:type="spellEnd"/>
+      <w:r>
+        <w:rPr>
+          <w:lang w:val="ru-RU"/>
+        </w:rPr>
+        <w:t xml:space="preserve"> выбрана из-за её архитектурной особенности — вся база данных размещается в единственном </w:t>
       </w:r>
       <w:r>
         <w:rPr>
@@ -1058,7 +1333,63 @@
         <w:rPr>
           <w:lang w:val="ru-RU"/>
         </w:rPr>
-        <w:t>Среда разработки: Visual Studio 2022 Community Edition предоставляет бесплатный для образовательных нужд доступ к мощному редактору кода, интерактивному отладчику и визуальному конструктору форм, что кратно ускор</w:t>
+        <w:t xml:space="preserve">Среда разработки: </w:t>
+      </w:r>
+      <w:proofErr w:type="spellStart"/>
+      <w:r>
+        <w:rPr>
+          <w:lang w:val="ru-RU"/>
+        </w:rPr>
+        <w:t>Visual</w:t>
+      </w:r>
+      <w:proofErr w:type="spellEnd"/>
+      <w:r>
+        <w:rPr>
+          <w:lang w:val="ru-RU"/>
+        </w:rPr>
+        <w:t xml:space="preserve"> </w:t>
+      </w:r>
+      <w:proofErr w:type="spellStart"/>
+      <w:r>
+        <w:rPr>
+          <w:lang w:val="ru-RU"/>
+        </w:rPr>
+        <w:t>Studio</w:t>
+      </w:r>
+      <w:proofErr w:type="spellEnd"/>
+      <w:r>
+        <w:rPr>
+          <w:lang w:val="ru-RU"/>
+        </w:rPr>
+        <w:t xml:space="preserve"> 2022 </w:t>
+      </w:r>
+      <w:proofErr w:type="spellStart"/>
+      <w:r>
+        <w:rPr>
+          <w:lang w:val="ru-RU"/>
+        </w:rPr>
+        <w:t>Community</w:t>
+      </w:r>
+      <w:proofErr w:type="spellEnd"/>
+      <w:r>
+        <w:rPr>
+          <w:lang w:val="ru-RU"/>
+        </w:rPr>
+        <w:t xml:space="preserve"> </w:t>
+      </w:r>
+      <w:proofErr w:type="spellStart"/>
+      <w:r>
+        <w:rPr>
+          <w:lang w:val="ru-RU"/>
+        </w:rPr>
+        <w:t>Edition</w:t>
+      </w:r>
+      <w:proofErr w:type="spellEnd"/>
+      <w:r>
+        <w:rPr>
+          <w:lang w:val="ru-RU"/>
+        </w:rPr>
+        <w:t xml:space="preserve"> предоставляет бесплатный для образовательных нужд доступ к мощному редактору кода, интерактивному отладчику и визуальному конструктору форм, что кратно ускор</w:t>
       </w:r>
       <w:r>
         <w:rPr>
@@ -1078,7 +1409,21 @@
         <w:rPr>
           <w:lang w:val="ru-RU"/>
         </w:rPr>
-        <w:t>C# гарантирует типобезопасность на этапе компиляции и хорошую читаемость кода, что упрощает сопровожд</w:t>
+        <w:t xml:space="preserve">C# гарантирует </w:t>
+      </w:r>
+      <w:proofErr w:type="spellStart"/>
+      <w:r>
+        <w:rPr>
+          <w:lang w:val="ru-RU"/>
+        </w:rPr>
+        <w:t>типобезопасность</w:t>
+      </w:r>
+      <w:proofErr w:type="spellEnd"/>
+      <w:r>
+        <w:rPr>
+          <w:lang w:val="ru-RU"/>
+        </w:rPr>
+        <w:t xml:space="preserve"> на этапе компиляции и хорошую читаемость кода, что упрощает сопровожд</w:t>
       </w:r>
       <w:r>
         <w:rPr>
@@ -1094,11 +1439,33 @@
           <w:lang w:val="ru-RU"/>
         </w:rPr>
       </w:pPr>
-      <w:r>
-        <w:rPr>
-          <w:lang w:val="ru-RU"/>
-        </w:rPr>
-        <w:t>Windows Forms даёт минимальную дистанцию от идеи до работающего прототипа, избавляя от настройки</w:t>
+      <w:proofErr w:type="spellStart"/>
+      <w:r>
+        <w:rPr>
+          <w:lang w:val="ru-RU"/>
+        </w:rPr>
+        <w:t>Windows</w:t>
+      </w:r>
+      <w:proofErr w:type="spellEnd"/>
+      <w:r>
+        <w:rPr>
+          <w:lang w:val="ru-RU"/>
+        </w:rPr>
+        <w:t xml:space="preserve"> </w:t>
+      </w:r>
+      <w:proofErr w:type="spellStart"/>
+      <w:r>
+        <w:rPr>
+          <w:lang w:val="ru-RU"/>
+        </w:rPr>
+        <w:t>Forms</w:t>
+      </w:r>
+      <w:proofErr w:type="spellEnd"/>
+      <w:r>
+        <w:rPr>
+          <w:lang w:val="ru-RU"/>
+        </w:rPr>
+        <w:t xml:space="preserve"> даёт минимальную дистанцию от идеи до работающего прототипа, избавляя от настройки</w:t>
       </w:r>
       <w:r>
         <w:rPr>
@@ -1114,11 +1481,19 @@
           <w:lang w:val="ru-RU"/>
         </w:rPr>
       </w:pPr>
-      <w:r>
-        <w:rPr>
-          <w:lang w:val="ru-RU"/>
-        </w:rPr>
-        <w:t>SQLite + ADO.NET устраняют зависимость от внешних служб, хранят все данные в одном компактном файле и позволяют легко переносить прило</w:t>
+      <w:proofErr w:type="spellStart"/>
+      <w:r>
+        <w:rPr>
+          <w:lang w:val="ru-RU"/>
+        </w:rPr>
+        <w:t>SQLite</w:t>
+      </w:r>
+      <w:proofErr w:type="spellEnd"/>
+      <w:r>
+        <w:rPr>
+          <w:lang w:val="ru-RU"/>
+        </w:rPr>
+        <w:t xml:space="preserve"> + ADO.NET устраняют зависимость от внешних служб, хранят все данные в одном компактном файле и позволяют легко переносить прило</w:t>
       </w:r>
       <w:r>
         <w:rPr>
@@ -1139,7 +1514,21 @@
           <w:lang w:val="ru-RU"/>
         </w:rPr>
         <w:lastRenderedPageBreak/>
-        <w:t>Система контроля версий Git фиксирует каждое осмысленное изменение, давая возможность откатываться к предыдущим состояниям и</w:t>
+        <w:t xml:space="preserve">Система контроля версий </w:t>
+      </w:r>
+      <w:proofErr w:type="spellStart"/>
+      <w:r>
+        <w:rPr>
+          <w:lang w:val="ru-RU"/>
+        </w:rPr>
+        <w:t>Git</w:t>
+      </w:r>
+      <w:proofErr w:type="spellEnd"/>
+      <w:r>
+        <w:rPr>
+          <w:lang w:val="ru-RU"/>
+        </w:rPr>
+        <w:t xml:space="preserve"> фиксирует каждое осмысленное изменение, давая возможность откатываться к предыдущим состояниям и</w:t>
       </w:r>
       <w:r>
         <w:rPr>
@@ -1163,13 +1552,129 @@
       </w:r>
     </w:p>
     <w:sectPr>
+      <w:footerReference w:type="default" r:id="rId8"/>
       <w:pgSz w:w="11906" w:h="16838"/>
       <w:pgMar w:top="1134" w:right="850" w:bottom="1134" w:left="1701" w:header="708" w:footer="708" w:gutter="0"/>
+      <w:pgNumType w:start="2"/>
       <w:cols w:space="708"/>
-      <w:docGrid w:linePitch="360"/>
+      <w:titlePg/>
+      <w:docGrid w:linePitch="381"/>
     </w:sectPr>
   </w:body>
 </w:document>
+</file>
+
+<file path=word/endnotes.xml><?xml version="1.0" encoding="utf-8"?>
+<w:endnotes xmlns:wpc="http://schemas.microsoft.com/office/word/2010/wordprocessingCanvas" xmlns:mc="http://schemas.openxmlformats.org/markup-compatibility/2006" xmlns:o="urn:schemas-microsoft-com:office:office" xmlns:r="http://schemas.openxmlformats.org/officeDocument/2006/relationships" xmlns:m="http://schemas.openxmlformats.org/officeDocument/2006/math" xmlns:v="urn:schemas-microsoft-com:vml" xmlns:wp14="http://schemas.microsoft.com/office/word/2010/wordprocessingDrawing" xmlns:wp="http://schemas.openxmlformats.org/drawingml/2006/wordprocessingDrawing" xmlns:w10="urn:schemas-microsoft-com:office:word" xmlns:w="http://schemas.openxmlformats.org/wordprocessingml/2006/main" xmlns:w14="http://schemas.microsoft.com/office/word/2010/wordml" xmlns:w15="http://schemas.microsoft.com/office/word/2012/wordml" xmlns:wpg="http://schemas.microsoft.com/office/word/2010/wordprocessingGroup" xmlns:wpi="http://schemas.microsoft.com/office/word/2010/wordprocessingInk" xmlns:wne="http://schemas.microsoft.com/office/word/2006/wordml" xmlns:wps="http://schemas.microsoft.com/office/word/2010/wordprocessingShape" mc:Ignorable="w14 w15 wp14">
+  <w:endnote w:type="separator" w:id="-1">
+    <w:p>
+      <w:pPr>
+        <w:spacing w:after="0" w:line="240" w:lineRule="auto"/>
+      </w:pPr>
+      <w:r>
+        <w:separator/>
+      </w:r>
+    </w:p>
+  </w:endnote>
+  <w:endnote w:type="continuationSeparator" w:id="0">
+    <w:p>
+      <w:pPr>
+        <w:spacing w:after="0" w:line="240" w:lineRule="auto"/>
+      </w:pPr>
+      <w:r>
+        <w:continuationSeparator/>
+      </w:r>
+    </w:p>
+  </w:endnote>
+</w:endnotes>
+</file>
+
+<file path=word/footer1.xml><?xml version="1.0" encoding="utf-8"?>
+<w:ftr xmlns:wpc="http://schemas.microsoft.com/office/word/2010/wordprocessingCanvas" xmlns:mc="http://schemas.openxmlformats.org/markup-compatibility/2006" xmlns:o="urn:schemas-microsoft-com:office:office" xmlns:r="http://schemas.openxmlformats.org/officeDocument/2006/relationships" xmlns:m="http://schemas.openxmlformats.org/officeDocument/2006/math" xmlns:v="urn:schemas-microsoft-com:vml" xmlns:wp14="http://schemas.microsoft.com/office/word/2010/wordprocessingDrawing" xmlns:wp="http://schemas.openxmlformats.org/drawingml/2006/wordprocessingDrawing" xmlns:w10="urn:schemas-microsoft-com:office:word" xmlns:w="http://schemas.openxmlformats.org/wordprocessingml/2006/main" xmlns:w14="http://schemas.microsoft.com/office/word/2010/wordml" xmlns:w15="http://schemas.microsoft.com/office/word/2012/wordml" xmlns:wpg="http://schemas.microsoft.com/office/word/2010/wordprocessingGroup" xmlns:wpi="http://schemas.microsoft.com/office/word/2010/wordprocessingInk" xmlns:wne="http://schemas.microsoft.com/office/word/2006/wordml" xmlns:wps="http://schemas.microsoft.com/office/word/2010/wordprocessingShape" mc:Ignorable="w14 w15 wp14">
+  <w:sdt>
+    <w:sdtPr>
+      <w:id w:val="-1548832167"/>
+      <w:docPartObj>
+        <w:docPartGallery w:val="Page Numbers (Bottom of Page)"/>
+        <w:docPartUnique/>
+      </w:docPartObj>
+    </w:sdtPr>
+    <w:sdtContent>
+      <w:p>
+        <w:pPr>
+          <w:pStyle w:val="af"/>
+          <w:jc w:val="center"/>
+        </w:pPr>
+      </w:p>
+    </w:sdtContent>
+  </w:sdt>
+</w:ftr>
+</file>
+
+<file path=word/footer2.xml><?xml version="1.0" encoding="utf-8"?>
+<w:ftr xmlns:wpc="http://schemas.microsoft.com/office/word/2010/wordprocessingCanvas" xmlns:mc="http://schemas.openxmlformats.org/markup-compatibility/2006" xmlns:o="urn:schemas-microsoft-com:office:office" xmlns:r="http://schemas.openxmlformats.org/officeDocument/2006/relationships" xmlns:m="http://schemas.openxmlformats.org/officeDocument/2006/math" xmlns:v="urn:schemas-microsoft-com:vml" xmlns:wp14="http://schemas.microsoft.com/office/word/2010/wordprocessingDrawing" xmlns:wp="http://schemas.openxmlformats.org/drawingml/2006/wordprocessingDrawing" xmlns:w10="urn:schemas-microsoft-com:office:word" xmlns:w="http://schemas.openxmlformats.org/wordprocessingml/2006/main" xmlns:w14="http://schemas.microsoft.com/office/word/2010/wordml" xmlns:w15="http://schemas.microsoft.com/office/word/2012/wordml" xmlns:wpg="http://schemas.microsoft.com/office/word/2010/wordprocessingGroup" xmlns:wpi="http://schemas.microsoft.com/office/word/2010/wordprocessingInk" xmlns:wne="http://schemas.microsoft.com/office/word/2006/wordml" xmlns:wps="http://schemas.microsoft.com/office/word/2010/wordprocessingShape" mc:Ignorable="w14 w15 wp14">
+  <w:sdt>
+    <w:sdtPr>
+      <w:id w:val="-1425722578"/>
+      <w:docPartObj>
+        <w:docPartGallery w:val="Page Numbers (Bottom of Page)"/>
+        <w:docPartUnique/>
+      </w:docPartObj>
+    </w:sdtPr>
+    <w:sdtContent>
+      <w:p>
+        <w:pPr>
+          <w:pStyle w:val="af"/>
+          <w:jc w:val="center"/>
+        </w:pPr>
+        <w:r>
+          <w:fldChar w:fldCharType="begin"/>
+        </w:r>
+        <w:r>
+          <w:instrText>PAGE   \* MERGEFORMAT</w:instrText>
+        </w:r>
+        <w:r>
+          <w:fldChar w:fldCharType="separate"/>
+        </w:r>
+        <w:r>
+          <w:rPr>
+            <w:noProof/>
+            <w:lang w:val="ru-RU"/>
+          </w:rPr>
+          <w:t>5</w:t>
+        </w:r>
+        <w:r>
+          <w:fldChar w:fldCharType="end"/>
+        </w:r>
+      </w:p>
+    </w:sdtContent>
+  </w:sdt>
+</w:ftr>
+</file>
+
+<file path=word/footnotes.xml><?xml version="1.0" encoding="utf-8"?>
+<w:footnotes xmlns:wpc="http://schemas.microsoft.com/office/word/2010/wordprocessingCanvas" xmlns:mc="http://schemas.openxmlformats.org/markup-compatibility/2006" xmlns:o="urn:schemas-microsoft-com:office:office" xmlns:r="http://schemas.openxmlformats.org/officeDocument/2006/relationships" xmlns:m="http://schemas.openxmlformats.org/officeDocument/2006/math" xmlns:v="urn:schemas-microsoft-com:vml" xmlns:wp14="http://schemas.microsoft.com/office/word/2010/wordprocessingDrawing" xmlns:wp="http://schemas.openxmlformats.org/drawingml/2006/wordprocessingDrawing" xmlns:w10="urn:schemas-microsoft-com:office:word" xmlns:w="http://schemas.openxmlformats.org/wordprocessingml/2006/main" xmlns:w14="http://schemas.microsoft.com/office/word/2010/wordml" xmlns:w15="http://schemas.microsoft.com/office/word/2012/wordml" xmlns:wpg="http://schemas.microsoft.com/office/word/2010/wordprocessingGroup" xmlns:wpi="http://schemas.microsoft.com/office/word/2010/wordprocessingInk" xmlns:wne="http://schemas.microsoft.com/office/word/2006/wordml" xmlns:wps="http://schemas.microsoft.com/office/word/2010/wordprocessingShape" mc:Ignorable="w14 w15 wp14">
+  <w:footnote w:type="separator" w:id="-1">
+    <w:p>
+      <w:pPr>
+        <w:spacing w:after="0" w:line="240" w:lineRule="auto"/>
+      </w:pPr>
+      <w:r>
+        <w:separator/>
+      </w:r>
+    </w:p>
+  </w:footnote>
+  <w:footnote w:type="continuationSeparator" w:id="0">
+    <w:p>
+      <w:pPr>
+        <w:spacing w:after="0" w:line="240" w:lineRule="auto"/>
+      </w:pPr>
+      <w:r>
+        <w:continuationSeparator/>
+      </w:r>
+    </w:p>
+  </w:footnote>
+</w:footnotes>
 </file>
 
 <file path=word/numbering.xml><?xml version="1.0" encoding="utf-8"?>
@@ -2634,6 +3139,60 @@
       <w:u w:val="single"/>
     </w:rPr>
   </w:style>
+  <w:style w:type="paragraph" w:styleId="ad">
+    <w:name w:val="header"/>
+    <w:basedOn w:val="a2"/>
+    <w:link w:val="ae"/>
+    <w:uiPriority w:val="99"/>
+    <w:unhideWhenUsed/>
+    <w:rsid w:val="002B536B"/>
+    <w:pPr>
+      <w:tabs>
+        <w:tab w:val="center" w:pos="4677"/>
+        <w:tab w:val="right" w:pos="9355"/>
+      </w:tabs>
+      <w:spacing w:after="0" w:line="240" w:lineRule="auto"/>
+    </w:pPr>
+  </w:style>
+  <w:style w:type="character" w:customStyle="1" w:styleId="ae">
+    <w:name w:val="Верхний колонтитул Знак"/>
+    <w:basedOn w:val="a3"/>
+    <w:link w:val="ad"/>
+    <w:uiPriority w:val="99"/>
+    <w:rsid w:val="002B536B"/>
+    <w:rPr>
+      <w:rFonts w:ascii="Times New Roman" w:eastAsia="Times New Roman" w:hAnsi="Times New Roman"/>
+      <w:sz w:val="28"/>
+      <w:lang w:val="en-US"/>
+    </w:rPr>
+  </w:style>
+  <w:style w:type="paragraph" w:styleId="af">
+    <w:name w:val="footer"/>
+    <w:basedOn w:val="a2"/>
+    <w:link w:val="af0"/>
+    <w:uiPriority w:val="99"/>
+    <w:unhideWhenUsed/>
+    <w:rsid w:val="002B536B"/>
+    <w:pPr>
+      <w:tabs>
+        <w:tab w:val="center" w:pos="4677"/>
+        <w:tab w:val="right" w:pos="9355"/>
+      </w:tabs>
+      <w:spacing w:after="0" w:line="240" w:lineRule="auto"/>
+    </w:pPr>
+  </w:style>
+  <w:style w:type="character" w:customStyle="1" w:styleId="af0">
+    <w:name w:val="Нижний колонтитул Знак"/>
+    <w:basedOn w:val="a3"/>
+    <w:link w:val="af"/>
+    <w:uiPriority w:val="99"/>
+    <w:rsid w:val="002B536B"/>
+    <w:rPr>
+      <w:rFonts w:ascii="Times New Roman" w:eastAsia="Times New Roman" w:hAnsi="Times New Roman"/>
+      <w:sz w:val="28"/>
+      <w:lang w:val="en-US"/>
+    </w:rPr>
+  </w:style>
 </w:styles>
 </file>
 
